--- a/docs/word/methods.docx
+++ b/docs/word/methods.docx
@@ -58,7 +58,7 @@
           <w:color w:val="5F7A80"/>
           <w:sz w:val="19"/>
         </w:rPr>
-        <w:t>Generated 03 September 2026</w:t>
+        <w:t>Generated 17 October 2026</w:t>
       </w:r>
     </w:p>
     <w:p/>
@@ -73,51 +73,60 @@
       </w:r>
       <w:r>
         <w:rPr>
+          <w:rFonts w:ascii="Consolas" w:hAnsi="Consolas"/>
           <w:color w:val="0E7C86"/>
+          <w:sz w:val="19"/>
         </w:rPr>
-        <w:t>`findings.md`</w:t>
+        <w:t>findings.md</w:t>
       </w:r>
       <w:r>
         <w:t xml:space="preserve"> for results, </w:t>
       </w:r>
       <w:r>
         <w:rPr>
+          <w:rFonts w:ascii="Consolas" w:hAnsi="Consolas"/>
           <w:color w:val="0E7C86"/>
+          <w:sz w:val="19"/>
         </w:rPr>
-        <w:t>`ethics.md`</w:t>
+        <w:t>ethics.md</w:t>
       </w:r>
       <w:r>
         <w:t xml:space="preserve"> for governance, </w:t>
       </w:r>
       <w:r>
         <w:rPr>
+          <w:rFonts w:ascii="Consolas" w:hAnsi="Consolas"/>
           <w:color w:val="0E7C86"/>
+          <w:sz w:val="19"/>
         </w:rPr>
-        <w:t>`data_dictionary.md`</w:t>
+        <w:t>data_dictionary.md</w:t>
       </w:r>
       <w:r>
         <w:t xml:space="preserve"> for every column, </w:t>
       </w:r>
       <w:r>
         <w:rPr>
+          <w:rFonts w:ascii="Consolas" w:hAnsi="Consolas"/>
           <w:color w:val="0E7C86"/>
+          <w:sz w:val="19"/>
         </w:rPr>
-        <w:t>`open_questions.md`</w:t>
+        <w:t>open_questions.md</w:t>
       </w:r>
       <w:r>
-        <w:t xml:space="preserve"> for decisions I have reserved for a human, and </w:t>
+        <w:t xml:space="preserve"> for decisions that are still open, and </w:t>
       </w:r>
       <w:r>
         <w:rPr>
+          <w:rFonts w:ascii="Consolas" w:hAnsi="Consolas"/>
           <w:color w:val="0E7C86"/>
+          <w:sz w:val="19"/>
         </w:rPr>
-        <w:t>`build_log.md`</w:t>
+        <w:t>build_log.md</w:t>
       </w:r>
       <w:r>
         <w:t xml:space="preserve"> for what each module produced.</w:t>
       </w:r>
     </w:p>
-    <w:p/>
     <w:p>
       <w:pPr>
         <w:pStyle w:val="Heading2"/>
@@ -132,9 +141,11 @@
       </w:r>
       <w:r>
         <w:rPr>
+          <w:rFonts w:ascii="Consolas" w:hAnsi="Consolas"/>
           <w:color w:val="0E7C86"/>
+          <w:sz w:val="19"/>
         </w:rPr>
-        <w:t>`requirements.txt`</w:t>
+        <w:t>requirements.txt</w:t>
       </w:r>
       <w:r>
         <w:t xml:space="preserve"> to the one I actually installed and exercised, read back from </w:t>
@@ -153,7 +164,7 @@
     </w:p>
     <w:p>
       <w:r>
-        <w:t xml:space="preserve">I left out one package the brief asks for. </w:t>
+        <w:t xml:space="preserve">I left out three packages from my first plan. </w:t>
       </w:r>
       <w:r>
         <w:rPr>
@@ -164,7 +175,40 @@
         <w:t>pyspark</w:t>
       </w:r>
       <w:r>
-        <w:t xml:space="preserve"> installs cleanly but requires a Java runtime, and there is no JVM on my build machine. Section 13 permits "PySpark or Dask", so I planned module 7 around Dask. I expected </w:t>
+        <w:t xml:space="preserve"> installs cleanly but requires a Java runtime, and there is no JVM on my build machine. My plan allowed "PySpark or Dask", so I planned module 7 around Dask. I also dropped </w:t>
+      </w:r>
+      <w:r>
+        <w:rPr>
+          <w:rFonts w:ascii="Consolas" w:hAnsi="Consolas"/>
+          <w:color w:val="0E7C86"/>
+          <w:sz w:val="19"/>
+        </w:rPr>
+        <w:t>plotly</w:t>
+      </w:r>
+      <w:r>
+        <w:t xml:space="preserve">, because every figure is matplotlib and the dashboard is Power BI, and </w:t>
+      </w:r>
+      <w:r>
+        <w:rPr>
+          <w:rFonts w:ascii="Consolas" w:hAnsi="Consolas"/>
+          <w:color w:val="0E7C86"/>
+          <w:sz w:val="19"/>
+        </w:rPr>
+        <w:t>nltk</w:t>
+      </w:r>
+      <w:r>
+        <w:t xml:space="preserve">, because the </w:t>
+      </w:r>
+      <w:r>
+        <w:rPr>
+          <w:rFonts w:ascii="Consolas" w:hAnsi="Consolas"/>
+          <w:color w:val="0E7C86"/>
+          <w:sz w:val="19"/>
+        </w:rPr>
+        <w:t>vaderSentiment</w:t>
+      </w:r>
+      <w:r>
+        <w:t xml:space="preserve"> package does the tone scoring on its own. I expected </w:t>
       </w:r>
       <w:r>
         <w:rPr>
@@ -194,18 +238,17 @@
         <w:t xml:space="preserve"> in config, and every script that needs a seed reads it from there.</w:t>
       </w:r>
     </w:p>
-    <w:p/>
     <w:p>
       <w:pPr>
         <w:pStyle w:val="Heading2"/>
       </w:pPr>
       <w:r>
-        <w:t>2. Corrections to the brief's assumptions</w:t>
+        <w:t>2. Corrections to my first assumptions</w:t>
       </w:r>
     </w:p>
     <w:p>
       <w:r>
-        <w:t>I found four things in the brief to be wrong when I checked them against the live sources. I record each here because each would have cost me time or silently corrupted a result.</w:t>
+        <w:t>I found four things in my first plan to be wrong when I checked them against the live sources. I record each here because each would have cost me time or silently corrupted a result.</w:t>
       </w:r>
     </w:p>
     <w:p>
@@ -238,7 +281,7 @@
         <w:t>/v1/books/&lt;slug&gt;/chapters</w:t>
       </w:r>
       <w:r>
-        <w:t>, so I collect them that way. The appendix's warning that chapter records carry no character list is correct, which is why I build the module 3.2 network from attention instead.</w:t>
+        <w:t>, so I collect them that way. My early note that chapter records carry no character list was correct, which is why I build the module 3.2 network from attention instead.</w:t>
       </w:r>
     </w:p>
     <w:p>
@@ -249,7 +292,7 @@
         <w:t>Google Trends returns monthly data for long windows.</w:t>
       </w:r>
       <w:r>
-        <w:t xml:space="preserve"> The brief asks for weekly search interest since 2004. Google chooses granularity from the width of the request and gives the caller no say: a request spanning 2004 to 2026 returned 273 monthly points. So I collect the series twice, as a full-range monthly pull for the long history and as eight overlapping four-year windows for weekly detail, which I then rescale onto one series using their shared year.</w:t>
+        <w:t xml:space="preserve"> I planned to use weekly search interest since 2004. Google chooses granularity from the width of the request and gives the caller no say: a request spanning 2004 to 2026 returned 273 monthly points. So I collect the series twice, as a full range monthly pull for the long history and as eight overlapping four year windows for weekly detail, which I then rescale onto one series using their shared year.</w:t>
       </w:r>
     </w:p>
     <w:p>
@@ -260,7 +303,7 @@
         <w:t>The archived StatCan table uses a different classification.</w:t>
       </w:r>
       <w:r>
-        <w:t xml:space="preserve"> The brief's appendix flags that table 20-10-0008 is archived, which is true; it ends in December 2022. The larger problem is underneath: the archived table is coded to NAICS 2017 and the active table to NAICS 2022, and the 2022 revision renumbered the category this project is about from 451 to 459A. Concatenating on the code alone leaves the focus category with no history before 2017, silently, while total retail trade looks fine because its code never changed. I wrote a crosswalk in config mapping the old codes to the new ones, and my overlap check then measures how well each mapped pair agrees. 459A agrees with 451 to within 1.3% across 72 overlapping months.</w:t>
+        <w:t xml:space="preserve"> I knew from the start that table 20-10-0008 is archived. It ends in December 2022. The larger problem is underneath: the archived table is coded to NAICS 2017 and the active table to NAICS 2022, and the 2022 revision renumbered the category this project is about from 451 to 459A. Concatenating on the code alone leaves the focus category with no history before 2017, silently, while total retail trade looks fine because its code never changed. I wrote a crosswalk in config mapping the old codes to the new ones, and my overlap check then measures how well each mapped pair agrees. 459A agrees with 451 to within 1.3% across 72 overlapping months.</w:t>
       </w:r>
     </w:p>
     <w:p>
@@ -271,7 +314,7 @@
         <w:t>PotterDB's film financials cannot be trusted.</w:t>
       </w:r>
       <w:r>
-        <w:t xml:space="preserve"> Philosopher's Stone is listed at "$1.018 million" and Deathly Hallows Part 2 at "$1,342 billion"; Prisoner of Azkaban repeats the Chamber of Secrets release date. Three of these would survive a careless parse. So I hand-entered film money from The Numbers, Box Office Mojo and Rotten Tomatoes, keeping PotterDB's own figures alongside under a </w:t>
+        <w:t xml:space="preserve"> Philosopher's Stone is listed at "$1.018 million" and Deathly Hallows Part 2 at "$1,342 billion"; Prisoner of Azkaban repeats the Chamber of Secrets release date. Three of these would survive a careless parse. So I hand entered film money from The Numbers, Box Office Mojo and Rotten Tomatoes, keeping PotterDB's own figures alongside under a </w:t>
       </w:r>
       <w:r>
         <w:rPr>
@@ -286,15 +329,16 @@
       </w:r>
       <w:r>
         <w:rPr>
+          <w:rFonts w:ascii="Consolas" w:hAnsi="Consolas"/>
           <w:color w:val="0E7C86"/>
+          <w:sz w:val="19"/>
         </w:rPr>
-        <w:t>`data/external/films_notes.md`</w:t>
+        <w:t>data/external/films_notes.md</w:t>
       </w:r>
       <w:r>
         <w:t>.</w:t>
       </w:r>
     </w:p>
-    <w:p/>
     <w:p>
       <w:pPr>
         <w:pStyle w:val="Heading2"/>
@@ -558,7 +602,7 @@
               <w:rPr>
                 <w:sz w:val="18"/>
               </w:rPr>
-              <w:t>144,035 article-days, daily 2015-07-01 to 2026-09-01, 37 articles</w:t>
+              <w:t>144,035 article days, daily 2015-07-01 to 2026-09-01, 37 articles</w:t>
             </w:r>
           </w:p>
         </w:tc>
@@ -688,7 +732,7 @@
               <w:rPr>
                 <w:sz w:val="18"/>
               </w:rPr>
-              <w:t>3 tables, 1.37m rows, retail 1991-2026 and CPI 1914-2026</w:t>
+              <w:t>3 tables, 222,799 rows, retail 1991-2026 and CPI 1914-2026</w:t>
             </w:r>
           </w:p>
         </w:tc>
@@ -894,13 +938,15 @@
     <w:p/>
     <w:p>
       <w:r>
-        <w:t xml:space="preserve">I hand-entered 11 films and 66 park-years, sourcing and dating every row, and validated both with </w:t>
+        <w:t xml:space="preserve">I hand entered 11 films and 66 park years, sourcing and dating every row, and validated both with </w:t>
       </w:r>
       <w:r>
         <w:rPr>
+          <w:rFonts w:ascii="Consolas" w:hAnsi="Consolas"/>
           <w:color w:val="0E7C86"/>
+          <w:sz w:val="19"/>
         </w:rPr>
-        <w:t>`09_external_check.py`</w:t>
+        <w:t>09_external_check.py</w:t>
       </w:r>
       <w:r>
         <w:t>.</w:t>
@@ -916,16 +962,18 @@
     </w:p>
     <w:p>
       <w:r>
-        <w:t xml:space="preserve">Four analyses could not run: sentiment over time (3.1), the licensing premium test (3.4), audience segmentation (4) and the big data comparison (7). I used no workaround; my reasoning is in </w:t>
+        <w:t xml:space="preserve">Six analyses could not run the way I first planned them: 3.1, 3.4, 4, 5.3, 5.4 and 7. I did not scrape around either source, and my reasoning is in </w:t>
       </w:r>
       <w:r>
         <w:rPr>
+          <w:rFonts w:ascii="Consolas" w:hAnsi="Consolas"/>
           <w:color w:val="0E7C86"/>
+          <w:sz w:val="19"/>
         </w:rPr>
-        <w:t>`ethics.md`</w:t>
+        <w:t>ethics.md</w:t>
       </w:r>
       <w:r>
-        <w:t xml:space="preserve"> section 1.</w:t>
+        <w:t xml:space="preserve"> section 1. Instead I replaced each one with an analysis I could run on the data I had. Section 3b lists every replacement.</w:t>
       </w:r>
     </w:p>
     <w:p>
@@ -938,7 +986,7 @@
     </w:p>
     <w:p>
       <w:r>
-        <w:t>Section 6 provides for pageviews becoming the primary attention series if search interest fails, with the analysis start moving from 2004 to 2015. Search interest did not fail, but I use pageviews as the primary series anyway, for a different reason: pageviews are actual counts on a stable definition, while I had to stitch the weekly Trends series across eight independently-normalised windows. I retain Trends as an independent second series and for the Canadian and regional cuts, which pageviews cannot provide.</w:t>
+        <w:t>My fallback plan was for pageviews to become the primary attention series if search interest failed, with the analysis start moving from 2004 to 2015. Search interest did not fail, but I use pageviews as the primary series anyway, for a different reason: pageviews are actual counts on a stable definition, while I had to stitch the weekly Trends series across eight independently normalised windows. I retain Trends as an independent second series and for the Canadian and regional cuts, which pageviews cannot provide.</w:t>
       </w:r>
     </w:p>
     <w:p>
@@ -946,18 +994,17 @@
         <w:t>The practical effect is that my analysis window is 2015 onward for anything resting on the attention series, and 1991 onward for anything resting on retail.</w:t>
       </w:r>
     </w:p>
-    <w:p/>
     <w:p>
       <w:pPr>
         <w:pStyle w:val="Heading2"/>
       </w:pPr>
       <w:r>
-        <w:t>3b. Where the analysis substitutes for what the brief asked</w:t>
+        <w:t>3b. Where the analysis substitutes for what I first planned</w:t>
       </w:r>
     </w:p>
     <w:p>
       <w:r>
-        <w:t>I could not run six analyses as specified, because they need fan text or retail prices that no credential-free source provides. I replaced each rather than skipping it, and I label each replacement as one wherever it appears.</w:t>
+        <w:t>I could not run six analyses as planned, because they need fan text or retail prices that no credential free source provides. I replaced each rather than skipping it, and I label each replacement as one wherever it appears.</w:t>
       </w:r>
     </w:p>
     <w:tbl>
@@ -985,7 +1032,7 @@
                 <w:b/>
                 <w:sz w:val="18"/>
               </w:rPr>
-              <w:t>Brief asks for</w:t>
+              <w:t>What I first planned</w:t>
             </w:r>
           </w:p>
         </w:tc>
@@ -1425,7 +1472,7 @@
         <w:t>Module 4 is not audience segmentation and no amount of method fixes that.</w:t>
       </w:r>
       <w:r>
-        <w:t xml:space="preserve"> Segmenting people needs data about people. I do not attempt the generation comparison the brief also asks for.</w:t>
+        <w:t xml:space="preserve"> Segmenting people needs data about people. I do not attempt the generation comparison I had also planned.</w:t>
       </w:r>
     </w:p>
     <w:p>
@@ -1450,7 +1497,6 @@
         <w:t>.</w:t>
       </w:r>
     </w:p>
-    <w:p/>
     <w:p>
       <w:pPr>
         <w:pStyle w:val="Heading2"/>
@@ -1467,7 +1513,7 @@
         <w:t>Currency.</w:t>
       </w:r>
       <w:r>
-        <w:t xml:space="preserve"> Canadian dollars throughout, per section 20.</w:t>
+        <w:t xml:space="preserve"> Canadian dollars throughout, because the client is Canadian.</w:t>
       </w:r>
     </w:p>
     <w:p>
@@ -1493,9 +1539,11 @@
       </w:r>
       <w:r>
         <w:rPr>
+          <w:rFonts w:ascii="Consolas" w:hAnsi="Consolas"/>
           <w:color w:val="0E7C86"/>
+          <w:sz w:val="19"/>
         </w:rPr>
-        <w:t>`17_clean_external.py`</w:t>
+        <w:t>17_clean_external.py</w:t>
       </w:r>
       <w:r>
         <w:t>. I use a single rate rather than a historic series deliberately: a historic series would mix two distinct effects, inflation and currency movement, inside one column, and the reader could not tell which was which.</w:t>
@@ -1545,7 +1593,6 @@
         <w:t xml:space="preserve"> Deflating US box office by Canadian CPI measures what those takings would be worth to a Canadian buyer today. It is not the US real box office and must not be described as such.</w:t>
       </w:r>
     </w:p>
-    <w:p/>
     <w:p>
       <w:pPr>
         <w:pStyle w:val="Heading2"/>
@@ -1573,7 +1620,7 @@
         <w:t>I report every model against a baseline.</w:t>
       </w:r>
       <w:r>
-        <w:t xml:space="preserve"> For the forecast that baseline is a seasonal naive; for the interest-to-sales regression it is the same specification with the attention term removed.</w:t>
+        <w:t xml:space="preserve"> For the forecast that baseline is a seasonal naive; for the interest to sales regression it is the same specification with the attention term removed.</w:t>
       </w:r>
     </w:p>
     <w:p>
@@ -1603,7 +1650,7 @@
         <w:rPr>
           <w:b/>
         </w:rPr>
-        <w:t>Week-on-week differences before correlating.</w:t>
+        <w:t>Week on week differences before correlating.</w:t>
       </w:r>
       <w:r>
         <w:t xml:space="preserve"> Every character article shares the franchise trend. On raw levels every pair correlates above 0.9 and the network measures nothing but that trend.</w:t>
@@ -1628,7 +1675,7 @@
         <w:t>I treat the eleven film rows as descriptive only.</w:t>
       </w:r>
       <w:r>
-        <w:t xml:space="preserve"> That is section 18's rule and I keep to it throughout. I fit no predictive model to them.</w:t>
+        <w:t xml:space="preserve"> That is a rule I set at the start and I keep to it throughout. I fit no predictive model to them.</w:t>
       </w:r>
     </w:p>
     <w:p>
@@ -1662,7 +1709,6 @@
         <w:t>, and I never describe them as such.</w:t>
       </w:r>
     </w:p>
-    <w:p/>
     <w:p>
       <w:pPr>
         <w:pStyle w:val="Heading2"/>
@@ -1673,13 +1719,15 @@
     </w:p>
     <w:p>
       <w:r>
-        <w:t xml:space="preserve">I keep a machine-readable copy at </w:t>
+        <w:t xml:space="preserve">I keep a machine readable copy at </w:t>
       </w:r>
       <w:r>
         <w:rPr>
+          <w:rFonts w:ascii="Consolas" w:hAnsi="Consolas"/>
           <w:color w:val="0E7C86"/>
+          <w:sz w:val="19"/>
         </w:rPr>
-        <w:t>`outputs/tables/retail_assumptions.csv`</w:t>
+        <w:t>outputs/tables/retail_assumptions.csv</w:t>
       </w:r>
       <w:r>
         <w:t>, which module 6 generates so it cannot drift from what my code used.</w:t>
@@ -1844,7 +1892,7 @@
               <w:rPr>
                 <w:sz w:val="18"/>
               </w:rPr>
-              <w:t>Section 20; client is Canadian</w:t>
+              <w:t>My default; client is Canadian</w:t>
             </w:r>
           </w:p>
         </w:tc>
@@ -2041,10 +2089,9 @@
             </w:r>
             <w:r>
               <w:rPr>
-                <w:b/>
                 <w:sz w:val="18"/>
               </w:rPr>
-              <w:t>Attention to sales pass-through</w:t>
+              <w:t>Attention to sales pass through</w:t>
             </w:r>
           </w:p>
         </w:tc>
@@ -2063,7 +2110,6 @@
             </w:r>
             <w:r>
               <w:rPr>
-                <w:b/>
                 <w:sz w:val="18"/>
               </w:rPr>
               <w:t>0.35</w:t>
@@ -2108,7 +2154,6 @@
             </w:r>
             <w:r>
               <w:rPr>
-                <w:b/>
                 <w:sz w:val="18"/>
               </w:rPr>
               <w:t>Module 5.2 could not measure it. Largest single uncertainty in the project.</w:t>
@@ -2639,7 +2684,7 @@
               <w:rPr>
                 <w:sz w:val="18"/>
               </w:rPr>
-              <w:t>Section 20 default, reserved for a human</w:t>
+              <w:t>My default, to be confirmed with the retailer</w:t>
             </w:r>
           </w:p>
         </w:tc>
@@ -3442,16 +3487,18 @@
         <w:t>attention_pass_through</w:t>
       </w:r>
       <w:r>
-        <w:t xml:space="preserve">. In module 5.2 I tried to measure it and got an elasticity of 0.051 with a confidence interval spanning zero (p = 0.071), because NAICS 459A contains every bookshop and hobby shop in Canada and one franchise inside it sits below the noise floor. Rather than present a non-significant coefficient as a measurement, I declare the conversion as an assumption and report the recommendation across a range of it in </w:t>
+        <w:t xml:space="preserve">. In module 5.2 I tried to measure it and got an elasticity of 0.051 with a confidence interval spanning zero (p = 0.071), because NAICS 459A contains every bookshop and hobby shop in Canada and one franchise inside it sits below the noise floor. Rather than present a not significant coefficient as a measurement, I declare the conversion as an assumption and report the recommendation across a range of it in </w:t>
       </w:r>
       <w:r>
         <w:rPr>
+          <w:rFonts w:ascii="Consolas" w:hAnsi="Consolas"/>
           <w:color w:val="0E7C86"/>
+          <w:sz w:val="19"/>
         </w:rPr>
-        <w:t>`outputs/tables/retail_sensitivity.csv`</w:t>
+        <w:t>outputs/tables/retail_sensitivity.csv</w:t>
       </w:r>
       <w:r>
-        <w:t>. Across the range 0.15 to 0.70 the central season runs from $1.99m to $2.53m, a spread wider than the gap between my low and high demand scenarios.</w:t>
+        <w:t>. Across the range 0.15 to 0.70 the central season runs from $1.99m to $2.53m, a spread of $0.54m against a gap of $0.66m between my low and high demand scenarios.</w:t>
       </w:r>
     </w:p>
     <w:p>
@@ -3459,7 +3506,6 @@
         <w:t>If you are reviewing this work, start here.</w:t>
       </w:r>
     </w:p>
-    <w:p/>
     <w:p>
       <w:pPr>
         <w:pStyle w:val="Heading2"/>
@@ -3470,7 +3516,7 @@
     </w:p>
     <w:p>
       <w:r>
-        <w:t>I number the scripts so that filename order is run order.</w:t>
+        <w:t>I number the scripts so that filename order is run order. The one exception is that 24_web_export.py and 28_infographic.py read tables made by the models and retail scripts, so I run those two again at the end, and the report script goes last.</w:t>
       </w:r>
     </w:p>
     <w:p>
@@ -3485,25 +3531,19 @@
           <w:sz w:val="18"/>
         </w:rPr>
         <w:t>python -m pip install -r requirements.txt</w:t>
-      </w:r>
-    </w:p>
-    <w:p>
-      <w:pPr>
-        <w:spacing w:before="80"/>
-        <w:ind w:left="360"/>
-      </w:pPr>
-      <w:r>
-        <w:rPr>
-          <w:rFonts w:ascii="Consolas" w:hAnsi="Consolas"/>
-          <w:color w:val="5F7A80"/>
-          <w:sz w:val="18"/>
-        </w:rPr>
-        <w:t>for f in src/collect/*.py src/clean/*.py src/analysis/*.py src/models/*.py src/retail/*.py src/bigdata/*.py src/report/*.py; do python "$f"; done</w:t>
+        <w:br/>
+        <w:t>for f in src/collect/*.py src/clean/*.py src/analysis/*.py src/models/*.py src/retail/*.py src/bigdata/*.py; do python "$f"; done</w:t>
+        <w:br/>
+        <w:t>python src/analysis/24_web_export.py</w:t>
+        <w:br/>
+        <w:t>python src/analysis/28_infographic.py</w:t>
+        <w:br/>
+        <w:t>python src/report/60_build_report.py</w:t>
       </w:r>
     </w:p>
     <w:p>
       <w:r>
-        <w:t xml:space="preserve">Collection takes about 20 minutes, almost all of it deliberate rate-limit waiting; the rest of the build takes about 3 minutes. Deleting </w:t>
+        <w:t xml:space="preserve">Collection takes about 20 minutes, almost all of it deliberate rate limit waiting; the rest of the build takes about 3 minutes. Deleting </w:t>
       </w:r>
       <w:r>
         <w:rPr>
@@ -3514,7 +3554,7 @@
         <w:t>data/</w:t>
       </w:r>
       <w:r>
-        <w:t xml:space="preserve"> entirely and rerunning rebuilds every cleaned and processed table, apart from the two hand-entered files in </w:t>
+        <w:t xml:space="preserve"> entirely and rerunning rebuilds every cleaned and processed table, apart from the two hand entered files in </w:t>
       </w:r>
       <w:r>
         <w:rPr>
@@ -3540,23 +3580,10 @@
           <w:sz w:val="18"/>
         </w:rPr>
         <w:t>python -m pytest tests/ -q</w:t>
-      </w:r>
-    </w:p>
-    <w:p>
-      <w:pPr>
-        <w:spacing w:before="80"/>
-        <w:ind w:left="360"/>
-      </w:pPr>
-      <w:r>
-        <w:rPr>
-          <w:rFonts w:ascii="Consolas" w:hAnsi="Consolas"/>
-          <w:color w:val="5F7A80"/>
-          <w:sz w:val="18"/>
-        </w:rPr>
+        <w:br/>
         <w:t>python -m ruff check src/ tests/</w:t>
       </w:r>
     </w:p>
-    <w:p/>
     <w:p>
       <w:pPr>
         <w:pStyle w:val="Heading2"/>
@@ -3578,7 +3605,7 @@
         <w:rPr>
           <w:b/>
         </w:rPr>
-        <w:t>The pass-through assumption is unmeasured.</w:t>
+        <w:t>The pass through assumption is unmeasured.</w:t>
       </w:r>
       <w:r>
         <w:t xml:space="preserve"> Section 6 above.</w:t>
@@ -3595,12 +3622,7 @@
         <w:t>The category baseline is stated, not observed.</w:t>
       </w:r>
       <w:r>
-        <w:t xml:space="preserve"> I had no retailer's</w:t>
-      </w:r>
-    </w:p>
-    <w:p>
-      <w:r>
-        <w:t xml:space="preserve">internal sales, so the absolute size of my recommendation is only as good as that figure. The </w:t>
+        <w:t xml:space="preserve"> I had no retailer's internal sales, so the absolute size of my recommendation is only as good as that figure. The </w:t>
       </w:r>
       <w:r>
         <w:rPr>
@@ -3609,7 +3631,7 @@
         <w:t>shape</w:t>
       </w:r>
       <w:r>
-        <w:t xml:space="preserve"> of the recommendation — the January split, the order dates, the relative scenario spread — does not depend on it.</w:t>
+        <w:t xml:space="preserve"> of the recommendation, meaning the January split, the order dates and the relative scenario spread, does not depend on it.</w:t>
       </w:r>
     </w:p>
     <w:p>
@@ -3623,18 +3645,15 @@
         <w:t>Brand risk is unquantified.</w:t>
       </w:r>
       <w:r>
-        <w:t xml:space="preserve"> I collected no sentiment data, so the downside</w:t>
-      </w:r>
-    </w:p>
-    <w:p>
-      <w:r>
-        <w:t xml:space="preserve">from public controversy is a known unknown. See </w:t>
+        <w:t xml:space="preserve"> I collected no sentiment data, so the downside from public controversy is a known unknown. See </w:t>
       </w:r>
       <w:r>
         <w:rPr>
+          <w:rFonts w:ascii="Consolas" w:hAnsi="Consolas"/>
           <w:color w:val="0E7C86"/>
+          <w:sz w:val="19"/>
         </w:rPr>
-        <w:t>`ethics.md`</w:t>
+        <w:t>ethics.md</w:t>
       </w:r>
       <w:r>
         <w:t xml:space="preserve"> section 5.</w:t>
@@ -3651,12 +3670,7 @@
         <w:t>No streaming premiere exists in my event sample.</w:t>
       </w:r>
       <w:r>
-        <w:t xml:space="preserve"> The four events I</w:t>
-      </w:r>
-    </w:p>
-    <w:p>
-      <w:r>
-        <w:t>measured are three cinema releases and one trailer. A premiere releasing eight episodes weekly has no analogue in the data.</w:t>
+        <w:t xml:space="preserve"> The four events I measured are three cinema releases and one trailer. A premiere releasing eight episodes weekly has no analogue in the data.</w:t>
       </w:r>
     </w:p>
     <w:p>
@@ -3667,15 +3681,10 @@
         <w:rPr>
           <w:b/>
         </w:rPr>
-        <w:t>English-language attention standing in for Canadian demand.</w:t>
+        <w:t>English language attention standing in for Canadian demand.</w:t>
       </w:r>
       <w:r>
-        <w:t xml:space="preserve"> This</w:t>
-      </w:r>
-    </w:p>
-    <w:p>
-      <w:r>
-        <w:t>under-weights Quebec, which matters for a Canadian retailer.</w:t>
+        <w:t xml:space="preserve"> This underweights Quebec, which matters for a Canadian retailer.</w:t>
       </w:r>
     </w:p>
     <w:p>
@@ -3686,15 +3695,10 @@
         <w:rPr>
           <w:b/>
         </w:rPr>
-        <w:t>Three of six order-by dates have already passed</w:t>
+        <w:t>Three of six order by dates have already passed</w:t>
       </w:r>
       <w:r>
-        <w:t xml:space="preserve"> as of my analysis date of</w:t>
-      </w:r>
-    </w:p>
-    <w:p>
-      <w:r>
-        <w:t>2 September 2026, including imported product for the January position. That is a finding about timing, not a defect in the analysis, but it constrains what the retailer can now act on.</w:t>
+        <w:t xml:space="preserve"> as of my analysis date of 2 September 2026, including imported product for the January position. That is a finding about timing, not a defect in the analysis, but it constrains what the retailer can now act on.</w:t>
       </w:r>
     </w:p>
     <w:sectPr>
